--- a/Command_Desk_Specification/01_Engineering_Standard.docx
+++ b/Command_Desk_Specification/01_Engineering_Standard.docx
@@ -57,7 +57,7 @@
           <w:sz w:val="16"/>
           <w:szCs w:val="16"/>
         </w:rPr>
-        <w:t xml:space="preserve">Document 01  ·  version 1.0  ·  3 August 2026  ·  one of four</w:t>
+        <w:t xml:space="preserve">Document 01  ·  version 1.0 — LOCKED  ·  3 August 2026  ·  one of seven</w:t>
       </w:r>
     </w:p>
     <w:p>
